--- a/downloads/teacher/04 Units/Unit 02 - Individual Growth and Life Readiness - Me, My Goals, My Money/Lesson 02.04 - SMART Goals.docx
+++ b/downloads/teacher/04 Units/Unit 02 - Individual Growth and Life Readiness - Me, My Goals, My Money/Lesson 02.04 - SMART Goals.docx
@@ -230,23 +230,41 @@
       <w:r>
         <w:t xml:space="preserve">By the end of this lesson, students will be able to:</w:t>
       </w:r>
-      <w:r>
-        <w:t xml:space="preserve"> </w:t>
-      </w:r>
-      <w:r>
-        <w:t xml:space="preserve">1. (Low) Given the five letters, define each part of a SMART goal in their own words and, given six sample goals, classify each as SMART, stretch, or vague.</w:t>
-      </w:r>
-      <w:r>
-        <w:t xml:space="preserve"> </w:t>
-      </w:r>
-      <w:r>
-        <w:t xml:space="preserve">2. (Mid) Given five vague goals on the handout, rewrite at least three so that every SMART part is present, and mark which part each original was missing.</w:t>
-      </w:r>
-      <w:r>
-        <w:t xml:space="preserve"> </w:t>
-      </w:r>
-      <w:r>
-        <w:t xml:space="preserve">3. (High) Compose one SMART goal for school and one for outside school, each tied in one sentence to a value from the Lesson 2.1 sort sheet, and judge whether each is a SMART goal or a stretch goal in disguise.</w:t>
+    </w:p>
+    <w:p>
+      <w:pPr>
+        <w:numPr>
+          <w:ilvl w:val="0"/>
+          <w:numId w:val="1002"/>
+        </w:numPr>
+        <w:pStyle w:val="Compact"/>
+      </w:pPr>
+      <w:r>
+        <w:t xml:space="preserve">(Low) Given the five letters, define each part of a SMART goal in their own words and, given six sample goals, classify each as SMART, stretch, or vague.</w:t>
+      </w:r>
+    </w:p>
+    <w:p>
+      <w:pPr>
+        <w:numPr>
+          <w:ilvl w:val="0"/>
+          <w:numId w:val="1002"/>
+        </w:numPr>
+        <w:pStyle w:val="Compact"/>
+      </w:pPr>
+      <w:r>
+        <w:t xml:space="preserve">(Mid) Given five vague goals on the handout, rewrite at least three so that every SMART part is present, and mark which part each original was missing.</w:t>
+      </w:r>
+    </w:p>
+    <w:p>
+      <w:pPr>
+        <w:numPr>
+          <w:ilvl w:val="0"/>
+          <w:numId w:val="1002"/>
+        </w:numPr>
+        <w:pStyle w:val="Compact"/>
+      </w:pPr>
+      <w:r>
+        <w:t xml:space="preserve">(High) Compose one SMART goal for school and one for outside school, each tied in one sentence to a value from the Lesson 2.1 sort sheet, and judge whether each is a SMART goal or a stretch goal in disguise.</w:t>
       </w:r>
     </w:p>
     <w:p>
@@ -287,7 +305,7 @@
       <w:pPr>
         <w:numPr>
           <w:ilvl w:val="0"/>
-          <w:numId w:val="1002"/>
+          <w:numId w:val="1003"/>
         </w:numPr>
         <w:pStyle w:val="Compact"/>
       </w:pPr>
@@ -305,7 +323,7 @@
       <w:pPr>
         <w:numPr>
           <w:ilvl w:val="0"/>
-          <w:numId w:val="1002"/>
+          <w:numId w:val="1003"/>
         </w:numPr>
         <w:pStyle w:val="Compact"/>
       </w:pPr>
@@ -317,7 +335,7 @@
       <w:pPr>
         <w:numPr>
           <w:ilvl w:val="0"/>
-          <w:numId w:val="1002"/>
+          <w:numId w:val="1003"/>
         </w:numPr>
         <w:pStyle w:val="Compact"/>
       </w:pPr>
@@ -347,7 +365,7 @@
       <w:pPr>
         <w:numPr>
           <w:ilvl w:val="0"/>
-          <w:numId w:val="1002"/>
+          <w:numId w:val="1003"/>
         </w:numPr>
         <w:pStyle w:val="Compact"/>
       </w:pPr>
@@ -368,7 +386,7 @@
       <w:pPr>
         <w:numPr>
           <w:ilvl w:val="0"/>
-          <w:numId w:val="1002"/>
+          <w:numId w:val="1003"/>
         </w:numPr>
         <w:pStyle w:val="Compact"/>
       </w:pPr>
@@ -380,7 +398,7 @@
       <w:pPr>
         <w:numPr>
           <w:ilvl w:val="0"/>
-          <w:numId w:val="1002"/>
+          <w:numId w:val="1003"/>
         </w:numPr>
         <w:pStyle w:val="Compact"/>
       </w:pPr>
@@ -392,7 +410,7 @@
       <w:pPr>
         <w:numPr>
           <w:ilvl w:val="0"/>
-          <w:numId w:val="1002"/>
+          <w:numId w:val="1003"/>
         </w:numPr>
         <w:pStyle w:val="Compact"/>
       </w:pPr>
@@ -952,15 +970,15 @@
       <w:r>
         <w:t xml:space="preserve">Monitor understanding:</w:t>
       </w:r>
-      <w:r>
-        <w:t xml:space="preserve"> </w:t>
-      </w:r>
-      <w:r>
-        <w:t xml:space="preserve">-</w:t>
-      </w:r>
-      <w:r>
-        <w:t xml:space="preserve"> </w:t>
-      </w:r>
+    </w:p>
+    <w:p>
+      <w:pPr>
+        <w:numPr>
+          <w:ilvl w:val="0"/>
+          <w:numId w:val="1004"/>
+        </w:numPr>
+        <w:pStyle w:val="Compact"/>
+      </w:pPr>
       <w:r>
         <w:t xml:space="preserve">“</w:t>
       </w:r>
@@ -976,11 +994,17 @@
       <w:r>
         <w:t xml:space="preserve">is missing which letters? Fix it in one sentence.</w:t>
       </w:r>
-      <w:r>
-        <w:t xml:space="preserve"> </w:t>
-      </w:r>
-      <w:r>
-        <w:t xml:space="preserve">- Is</w:t>
+    </w:p>
+    <w:p>
+      <w:pPr>
+        <w:numPr>
+          <w:ilvl w:val="0"/>
+          <w:numId w:val="1004"/>
+        </w:numPr>
+        <w:pStyle w:val="Compact"/>
+      </w:pPr>
+      <w:r>
+        <w:t xml:space="preserve">Is</w:t>
       </w:r>
       <w:r>
         <w:t xml:space="preserve"> </w:t>
@@ -1000,37 +1024,61 @@
       <w:r>
         <w:t xml:space="preserve">SMART or stretch? What SMART goal would go under it this year?</w:t>
       </w:r>
-      <w:r>
-        <w:t xml:space="preserve"> </w:t>
-      </w:r>
-      <w:r>
-        <w:t xml:space="preserve">- Your school goal connects to which of your top three values? If it connects to none, what does that tell you?</w:t>
-      </w:r>
-    </w:p>
-    <w:p>
-      <w:pPr>
-        <w:pStyle w:val="BodyText"/>
+    </w:p>
+    <w:p>
+      <w:pPr>
+        <w:numPr>
+          <w:ilvl w:val="0"/>
+          <w:numId w:val="1004"/>
+        </w:numPr>
+        <w:pStyle w:val="Compact"/>
+      </w:pPr>
+      <w:r>
+        <w:t xml:space="preserve">Your school goal connects to which of your top three values? If it connects to none, what does that tell you?</w:t>
+      </w:r>
+    </w:p>
+    <w:p>
+      <w:pPr>
+        <w:pStyle w:val="FirstParagraph"/>
       </w:pPr>
       <w:r>
         <w:t xml:space="preserve">Deepen learning:</w:t>
       </w:r>
-      <w:r>
-        <w:t xml:space="preserve"> </w:t>
-      </w:r>
-      <w:r>
-        <w:t xml:space="preserve">- Why do people keep making vague goals if they never work? What does a vague goal let you avoid?</w:t>
-      </w:r>
-      <w:r>
-        <w:t xml:space="preserve"> </w:t>
-      </w:r>
-      <w:r>
-        <w:t xml:space="preserve">- A stretch goal you cannot fully control (make the NBA) versus a SMART goal you can (practice free throws 20 minutes a day for a month). Which one should you feel bad about missing? Why?</w:t>
-      </w:r>
-      <w:r>
-        <w:t xml:space="preserve"> </w:t>
-      </w:r>
-      <w:r>
-        <w:t xml:space="preserve">- Yesterday you wrote what you want to be known for. Is that a goal? What is the difference between who you are and what you achieve?</w:t>
+    </w:p>
+    <w:p>
+      <w:pPr>
+        <w:numPr>
+          <w:ilvl w:val="0"/>
+          <w:numId w:val="1005"/>
+        </w:numPr>
+        <w:pStyle w:val="Compact"/>
+      </w:pPr>
+      <w:r>
+        <w:t xml:space="preserve">Why do people keep making vague goals if they never work? What does a vague goal let you avoid?</w:t>
+      </w:r>
+    </w:p>
+    <w:p>
+      <w:pPr>
+        <w:numPr>
+          <w:ilvl w:val="0"/>
+          <w:numId w:val="1005"/>
+        </w:numPr>
+        <w:pStyle w:val="Compact"/>
+      </w:pPr>
+      <w:r>
+        <w:t xml:space="preserve">A stretch goal you cannot fully control (make the NBA) versus a SMART goal you can (practice free throws 20 minutes a day for a month). Which one should you feel bad about missing? Why?</w:t>
+      </w:r>
+    </w:p>
+    <w:p>
+      <w:pPr>
+        <w:numPr>
+          <w:ilvl w:val="0"/>
+          <w:numId w:val="1005"/>
+        </w:numPr>
+        <w:pStyle w:val="Compact"/>
+      </w:pPr>
+      <w:r>
+        <w:t xml:space="preserve">Yesterday you wrote what you want to be known for. Is that a goal? What is the difference between who you are and what you achieve?</w:t>
       </w:r>
     </w:p>
     <w:p>
@@ -1275,7 +1323,7 @@
       <w:pPr>
         <w:numPr>
           <w:ilvl w:val="0"/>
-          <w:numId w:val="1003"/>
+          <w:numId w:val="1006"/>
         </w:numPr>
         <w:pStyle w:val="Compact"/>
       </w:pPr>
@@ -1299,7 +1347,7 @@
       <w:pPr>
         <w:numPr>
           <w:ilvl w:val="0"/>
-          <w:numId w:val="1003"/>
+          <w:numId w:val="1006"/>
         </w:numPr>
         <w:pStyle w:val="Compact"/>
       </w:pPr>
@@ -1311,7 +1359,7 @@
       <w:pPr>
         <w:numPr>
           <w:ilvl w:val="0"/>
-          <w:numId w:val="1003"/>
+          <w:numId w:val="1006"/>
         </w:numPr>
         <w:pStyle w:val="Compact"/>
       </w:pPr>
@@ -1341,7 +1389,7 @@
       <w:pPr>
         <w:numPr>
           <w:ilvl w:val="0"/>
-          <w:numId w:val="1003"/>
+          <w:numId w:val="1006"/>
         </w:numPr>
         <w:pStyle w:val="Compact"/>
       </w:pPr>
@@ -1353,7 +1401,7 @@
       <w:pPr>
         <w:numPr>
           <w:ilvl w:val="0"/>
-          <w:numId w:val="1003"/>
+          <w:numId w:val="1006"/>
         </w:numPr>
         <w:pStyle w:val="Compact"/>
       </w:pPr>
@@ -1365,7 +1413,7 @@
       <w:pPr>
         <w:numPr>
           <w:ilvl w:val="0"/>
-          <w:numId w:val="1003"/>
+          <w:numId w:val="1006"/>
         </w:numPr>
         <w:pStyle w:val="Compact"/>
       </w:pPr>
@@ -1711,7 +1759,7 @@
       <w:pPr>
         <w:numPr>
           <w:ilvl w:val="0"/>
-          <w:numId w:val="1004"/>
+          <w:numId w:val="1007"/>
         </w:numPr>
         <w:pStyle w:val="Compact"/>
       </w:pPr>
@@ -1735,7 +1783,7 @@
       <w:pPr>
         <w:numPr>
           <w:ilvl w:val="0"/>
-          <w:numId w:val="1004"/>
+          <w:numId w:val="1007"/>
         </w:numPr>
         <w:pStyle w:val="Compact"/>
       </w:pPr>
@@ -1747,7 +1795,7 @@
       <w:pPr>
         <w:numPr>
           <w:ilvl w:val="0"/>
-          <w:numId w:val="1004"/>
+          <w:numId w:val="1007"/>
         </w:numPr>
         <w:pStyle w:val="Compact"/>
       </w:pPr>
@@ -1780,7 +1828,7 @@
       <w:pPr>
         <w:numPr>
           <w:ilvl w:val="0"/>
-          <w:numId w:val="1004"/>
+          <w:numId w:val="1007"/>
         </w:numPr>
         <w:pStyle w:val="Compact"/>
       </w:pPr>
@@ -1792,7 +1840,7 @@
       <w:pPr>
         <w:numPr>
           <w:ilvl w:val="0"/>
-          <w:numId w:val="1004"/>
+          <w:numId w:val="1007"/>
         </w:numPr>
         <w:pStyle w:val="Compact"/>
       </w:pPr>
@@ -1804,7 +1852,7 @@
       <w:pPr>
         <w:numPr>
           <w:ilvl w:val="0"/>
-          <w:numId w:val="1004"/>
+          <w:numId w:val="1007"/>
         </w:numPr>
         <w:pStyle w:val="Compact"/>
       </w:pPr>
@@ -1834,7 +1882,7 @@
       <w:pPr>
         <w:numPr>
           <w:ilvl w:val="0"/>
-          <w:numId w:val="1004"/>
+          <w:numId w:val="1007"/>
         </w:numPr>
         <w:pStyle w:val="Compact"/>
       </w:pPr>
@@ -1877,7 +1925,7 @@
       <w:pPr>
         <w:numPr>
           <w:ilvl w:val="0"/>
-          <w:numId w:val="1005"/>
+          <w:numId w:val="1008"/>
         </w:numPr>
         <w:pStyle w:val="Compact"/>
       </w:pPr>
@@ -1889,7 +1937,7 @@
       <w:pPr>
         <w:numPr>
           <w:ilvl w:val="0"/>
-          <w:numId w:val="1005"/>
+          <w:numId w:val="1008"/>
         </w:numPr>
         <w:pStyle w:val="Compact"/>
       </w:pPr>
@@ -1967,7 +2015,7 @@
       <w:pPr>
         <w:numPr>
           <w:ilvl w:val="0"/>
-          <w:numId w:val="1005"/>
+          <w:numId w:val="1008"/>
         </w:numPr>
         <w:pStyle w:val="Compact"/>
       </w:pPr>
@@ -2033,7 +2081,7 @@
       <w:pPr>
         <w:numPr>
           <w:ilvl w:val="0"/>
-          <w:numId w:val="1005"/>
+          <w:numId w:val="1008"/>
         </w:numPr>
         <w:pStyle w:val="Compact"/>
       </w:pPr>
@@ -2045,7 +2093,7 @@
       <w:pPr>
         <w:numPr>
           <w:ilvl w:val="0"/>
-          <w:numId w:val="1005"/>
+          <w:numId w:val="1008"/>
         </w:numPr>
         <w:pStyle w:val="Compact"/>
       </w:pPr>
@@ -2060,7 +2108,7 @@
       <w:pPr>
         <w:numPr>
           <w:ilvl w:val="0"/>
-          <w:numId w:val="1005"/>
+          <w:numId w:val="1008"/>
         </w:numPr>
         <w:pStyle w:val="Compact"/>
       </w:pPr>
@@ -2353,6 +2401,118 @@
       </w:pPr>
     </w:lvl>
   </w:abstractNum>
+  <w:abstractNum w:abstractNumId="99411">
+    <w:nsid w:val="71315dca"/>
+    <w:multiLevelType w:val="multilevel"/>
+    <w:lvl w:ilvl="0">
+      <w:start w:val="1"/>
+      <w:numFmt w:val="decimal"/>
+      <w:lvlText w:val="%1."/>
+      <w:lvlJc w:val="left"/>
+      <w:pPr>
+        <w:tabs>
+          <w:tab w:val="num" w:pos="0"/>
+        </w:tabs>
+        <w:ind w:left="480" w:hanging="480"/>
+      </w:pPr>
+    </w:lvl>
+    <w:lvl w:ilvl="1">
+      <w:start w:val="1"/>
+      <w:numFmt w:val="decimal"/>
+      <w:lvlText w:val="%2."/>
+      <w:lvlJc w:val="left"/>
+      <w:pPr>
+        <w:tabs>
+          <w:tab w:val="num" w:pos="720"/>
+        </w:tabs>
+        <w:ind w:left="1200" w:hanging="480"/>
+      </w:pPr>
+    </w:lvl>
+    <w:lvl w:ilvl="2">
+      <w:start w:val="1"/>
+      <w:numFmt w:val="decimal"/>
+      <w:lvlText w:val="%3."/>
+      <w:lvlJc w:val="left"/>
+      <w:pPr>
+        <w:tabs>
+          <w:tab w:val="num" w:pos="1440"/>
+        </w:tabs>
+        <w:ind w:left="1920" w:hanging="480"/>
+      </w:pPr>
+    </w:lvl>
+    <w:lvl w:ilvl="3">
+      <w:start w:val="1"/>
+      <w:numFmt w:val="decimal"/>
+      <w:lvlText w:val="%4."/>
+      <w:lvlJc w:val="left"/>
+      <w:pPr>
+        <w:tabs>
+          <w:tab w:val="num" w:pos="2160"/>
+        </w:tabs>
+        <w:ind w:left="2640" w:hanging="480"/>
+      </w:pPr>
+    </w:lvl>
+    <w:lvl w:ilvl="4">
+      <w:start w:val="1"/>
+      <w:numFmt w:val="decimal"/>
+      <w:lvlText w:val="%5."/>
+      <w:lvlJc w:val="left"/>
+      <w:pPr>
+        <w:tabs>
+          <w:tab w:val="num" w:pos="2880"/>
+        </w:tabs>
+        <w:ind w:left="3360" w:hanging="480"/>
+      </w:pPr>
+    </w:lvl>
+    <w:lvl w:ilvl="5">
+      <w:start w:val="1"/>
+      <w:numFmt w:val="decimal"/>
+      <w:lvlText w:val="%6."/>
+      <w:lvlJc w:val="left"/>
+      <w:pPr>
+        <w:tabs>
+          <w:tab w:val="num" w:pos="3600"/>
+        </w:tabs>
+        <w:ind w:left="4080" w:hanging="480"/>
+      </w:pPr>
+    </w:lvl>
+    <w:lvl w:ilvl="6">
+      <w:start w:val="1"/>
+      <w:numFmt w:val="decimal"/>
+      <w:lvlText w:val="%7."/>
+      <w:lvlJc w:val="left"/>
+      <w:pPr>
+        <w:tabs>
+          <w:tab w:val="num" w:pos="4320"/>
+        </w:tabs>
+        <w:ind w:left="4800" w:hanging="480"/>
+      </w:pPr>
+    </w:lvl>
+    <w:lvl w:ilvl="7">
+      <w:start w:val="1"/>
+      <w:numFmt w:val="decimal"/>
+      <w:lvlText w:val="%8."/>
+      <w:lvlJc w:val="left"/>
+      <w:pPr>
+        <w:tabs>
+          <w:tab w:val="num" w:pos="5040"/>
+        </w:tabs>
+        <w:ind w:left="5520" w:hanging="480"/>
+      </w:pPr>
+    </w:lvl>
+    <w:lvl w:ilvl="8">
+      <w:start w:val="1"/>
+      <w:numFmt w:val="decimal"/>
+      <w:lvlText w:val="%9."/>
+      <w:lvlJc w:val="left"/>
+      <w:pPr>
+        <w:tabs>
+          <w:tab w:val="num" w:pos="5760"/>
+        </w:tabs>
+        <w:ind w:left="6240" w:hanging="480"/>
+      </w:pPr>
+    </w:lvl>
+  </w:abstractNum>
   <w:num w:numId="1000">
     <w:abstractNumId w:val="990"/>
   </w:num>
@@ -2360,7 +2520,34 @@
     <w:abstractNumId w:val="991"/>
   </w:num>
   <w:num w:numId="1002">
-    <w:abstractNumId w:val="991"/>
+    <w:abstractNumId w:val="99411"/>
+    <w:lvlOverride w:ilvl="0">
+      <w:startOverride w:val="1"/>
+    </w:lvlOverride>
+    <w:lvlOverride w:ilvl="1">
+      <w:startOverride w:val="1"/>
+    </w:lvlOverride>
+    <w:lvlOverride w:ilvl="2">
+      <w:startOverride w:val="1"/>
+    </w:lvlOverride>
+    <w:lvlOverride w:ilvl="3">
+      <w:startOverride w:val="1"/>
+    </w:lvlOverride>
+    <w:lvlOverride w:ilvl="4">
+      <w:startOverride w:val="1"/>
+    </w:lvlOverride>
+    <w:lvlOverride w:ilvl="5">
+      <w:startOverride w:val="1"/>
+    </w:lvlOverride>
+    <w:lvlOverride w:ilvl="6">
+      <w:startOverride w:val="1"/>
+    </w:lvlOverride>
+    <w:lvlOverride w:ilvl="7">
+      <w:startOverride w:val="1"/>
+    </w:lvlOverride>
+    <w:lvlOverride w:ilvl="8">
+      <w:startOverride w:val="1"/>
+    </w:lvlOverride>
   </w:num>
   <w:num w:numId="1003">
     <w:abstractNumId w:val="991"/>
@@ -2369,6 +2556,15 @@
     <w:abstractNumId w:val="991"/>
   </w:num>
   <w:num w:numId="1005">
+    <w:abstractNumId w:val="991"/>
+  </w:num>
+  <w:num w:numId="1006">
+    <w:abstractNumId w:val="991"/>
+  </w:num>
+  <w:num w:numId="1007">
+    <w:abstractNumId w:val="991"/>
+  </w:num>
+  <w:num w:numId="1008">
     <w:abstractNumId w:val="991"/>
   </w:num>
 </w:numbering>

--- a/downloads/teacher/04 Units/Unit 02 - Individual Growth and Life Readiness - Me, My Goals, My Money/Lesson 02.04 - SMART Goals.docx
+++ b/downloads/teacher/04 Units/Unit 02 - Individual Growth and Life Readiness - Me, My Goals, My Money/Lesson 02.04 - SMART Goals.docx
@@ -416,15 +416,6 @@
       </w:pPr>
       <w:r>
         <w:t xml:space="preserve">Setup notes: hand back the 3-2-1 cards as students enter. No other setup.</w:t>
-      </w:r>
-      <w:r>
-        <w:t xml:space="preserve"> </w:t>
-      </w:r>
-      <w:r>
-        <w:rPr>
-          <w:rStyle w:val="TeacherNote"/>
-        </w:rPr>
-        <w:t xml:space="preserve">[Sal: put one of your own SMART goals and one of your own stretch goals on slide 4. Students take the difference seriously when the teacher has both.]</w:t>
       </w:r>
     </w:p>
     <w:p>
@@ -1814,15 +1805,6 @@
       <w:r>
         <w:t xml:space="preserve">, section 2.</w:t>
       </w:r>
-      <w:r>
-        <w:t xml:space="preserve"> </w:t>
-      </w:r>
-      <w:r>
-        <w:rPr>
-          <w:rStyle w:val="TeacherNote"/>
-        </w:rPr>
-        <w:t xml:space="preserve">[Sal: confirm against the NYSED PDF.]</w:t>
-      </w:r>
     </w:p>
     <w:p>
       <w:pPr>
@@ -1887,16 +1869,7 @@
         <w:pStyle w:val="Compact"/>
       </w:pPr>
       <w:r>
-        <w:t xml:space="preserve">Sal’s own materials: the Soft Skills Superpower packet (</w:t>
-      </w:r>
-      <w:r>
-        <w:rPr>
-          <w:rStyle w:val="VerbatimChar"/>
-        </w:rPr>
-        <w:t xml:space="preserve">Lesson Dups/Unit_2_Career_Exploration/education_teachingwork_soft_skills_superpower_2026_04.docx</w:t>
-      </w:r>
-      <w:r>
-        <w:t xml:space="preserve">) Activity 2 (</w:t>
+        <w:t xml:space="preserve">My own materials: the Soft Skills Superpower packet Activity 2 (</w:t>
       </w:r>
       <w:r>
         <w:t xml:space="preserve">“</w:t>
@@ -2087,21 +2060,6 @@
       </w:pPr>
       <w:r>
         <w:t xml:space="preserve">The R (relevant) is where Lesson 2.1 pays off. A goal that connects to no value is a goal somebody else gave the student. Say that out loud; some of them will realize their school goal is their parents’ goal, which is a real conversation.</w:t>
-      </w:r>
-    </w:p>
-    <w:p>
-      <w:pPr>
-        <w:numPr>
-          <w:ilvl w:val="0"/>
-          <w:numId w:val="1008"/>
-        </w:numPr>
-        <w:pStyle w:val="Compact"/>
-      </w:pPr>
-      <w:r>
-        <w:rPr>
-          <w:rStyle w:val="TeacherNote"/>
-        </w:rPr>
-        <w:t xml:space="preserve">[Sal: your own SMART and stretch pair on slide 4. Students take the distinction seriously when the teacher shows a stretch goal that is not finished yet.]</w:t>
       </w:r>
     </w:p>
     <w:p>
